--- a/docs/Revision2/Response_to_Reviewers.docx
+++ b/docs/Revision2/Response_to_Reviewers.docx
@@ -365,13 +365,7 @@
         <w:rPr>
           <w:color w:val="153D63" w:themeColor="text2" w:themeTint="E6"/>
         </w:rPr>
-        <w:t>:</w:t>
-      </w:r>
-      <w:r>
-        <w:rPr>
-          <w:color w:val="153D63" w:themeColor="text2" w:themeTint="E6"/>
-        </w:rPr>
-        <w:t xml:space="preserve"> Thank you all for your very helpful comments. We are happy that you are all happy with the revision.</w:t>
+        <w:t>: Thank you all for your very helpful comments. We are happy that you are all happy with the revision.</w:t>
       </w:r>
     </w:p>
     <w:p>
@@ -533,13 +527,7 @@
         <w:rPr>
           <w:color w:val="153D63" w:themeColor="text2" w:themeTint="E6"/>
         </w:rPr>
-        <w:t>:</w:t>
-      </w:r>
-      <w:r>
-        <w:rPr>
-          <w:color w:val="153D63" w:themeColor="text2" w:themeTint="E6"/>
-        </w:rPr>
-        <w:t xml:space="preserve"> Thank you for your additional comments. We agree with all points and have revised our text accordingly.</w:t>
+        <w:t>: Thank you for your additional comments. We agree with all points and have revised our text accordingly.</w:t>
       </w:r>
     </w:p>
     <w:p>
@@ -587,13 +575,7 @@
         <w:rPr>
           <w:color w:val="153D63" w:themeColor="text2" w:themeTint="E6"/>
         </w:rPr>
-        <w:t>:</w:t>
-      </w:r>
-      <w:r>
-        <w:rPr>
-          <w:color w:val="153D63" w:themeColor="text2" w:themeTint="E6"/>
-        </w:rPr>
-        <w:t xml:space="preserve"> The Reviewer is correct. This was poorly worded and not what we meant. We have now adjusted our text as follows:</w:t>
+        <w:t>: The Reviewer is correct. This was poorly worded and not what we meant. We have now adjusted our text as follows:</w:t>
       </w:r>
     </w:p>
     <w:p>
@@ -626,7 +608,7 @@
           <w:color w:val="153D63" w:themeColor="text2" w:themeTint="E6"/>
           <w:lang w:val="en-US"/>
         </w:rPr>
-        <w:t>Importantly, they also show that heat injury impacts accumulate faster for reproduction than survival</w:t>
+        <w:t>Importantly, they also show that heat injury impacts accumulate faster for reproduction than survival”</w:t>
       </w:r>
       <w:r>
         <w:rPr>
@@ -635,7 +617,7 @@
           <w:color w:val="153D63" w:themeColor="text2" w:themeTint="E6"/>
           <w:lang w:val="en-US"/>
         </w:rPr>
-        <w:t>”</w:t>
+        <w:t xml:space="preserve"> (see lines </w:t>
       </w:r>
       <w:r>
         <w:rPr>
@@ -644,7 +626,7 @@
           <w:color w:val="153D63" w:themeColor="text2" w:themeTint="E6"/>
           <w:lang w:val="en-US"/>
         </w:rPr>
-        <w:t xml:space="preserve"> (see lines </w:t>
+        <w:t>15</w:t>
       </w:r>
       <w:r>
         <w:rPr>
@@ -653,7 +635,7 @@
           <w:color w:val="153D63" w:themeColor="text2" w:themeTint="E6"/>
           <w:lang w:val="en-US"/>
         </w:rPr>
-        <w:t>15</w:t>
+        <w:t>2</w:t>
       </w:r>
       <w:r>
         <w:rPr>
@@ -662,7 +644,7 @@
           <w:color w:val="153D63" w:themeColor="text2" w:themeTint="E6"/>
           <w:lang w:val="en-US"/>
         </w:rPr>
-        <w:t>2</w:t>
+        <w:t>-15</w:t>
       </w:r>
       <w:r>
         <w:rPr>
@@ -671,7 +653,7 @@
           <w:color w:val="153D63" w:themeColor="text2" w:themeTint="E6"/>
           <w:lang w:val="en-US"/>
         </w:rPr>
-        <w:t>-15</w:t>
+        <w:t>3</w:t>
       </w:r>
       <w:r>
         <w:rPr>
@@ -680,125 +662,118 @@
           <w:color w:val="153D63" w:themeColor="text2" w:themeTint="E6"/>
           <w:lang w:val="en-US"/>
         </w:rPr>
-        <w:t>3</w:t>
-      </w:r>
-      <w:r>
+        <w:t>)</w:t>
+      </w:r>
+    </w:p>
+    <w:p>
+      <w:pPr>
+        <w:rPr>
+          <w:color w:val="000000" w:themeColor="text1"/>
+        </w:rPr>
+      </w:pPr>
+    </w:p>
+    <w:p>
+      <w:pPr>
+        <w:rPr>
+          <w:color w:val="153D63" w:themeColor="text2" w:themeTint="E6"/>
+        </w:rPr>
+      </w:pPr>
+      <w:r>
+        <w:rPr>
+          <w:color w:val="153D63" w:themeColor="text2" w:themeTint="E6"/>
+        </w:rPr>
+        <w:t>This simplifies the sentences, reducing words, and is more accurate.</w:t>
+      </w:r>
+    </w:p>
+    <w:p>
+      <w:pPr>
+        <w:rPr>
+          <w:color w:val="000000" w:themeColor="text1"/>
+        </w:rPr>
+      </w:pPr>
+      <w:r>
+        <w:rPr>
+          <w:color w:val="000000" w:themeColor="text1"/>
+        </w:rPr>
+        <w:t>2. Figure II in Box 2: The figure caption could use a bit more detail. In particular, the green and brown lines in Fig IIA need explaining, as do the red rectangles. Units on the x-axes would also be helpful.</w:t>
+      </w:r>
+    </w:p>
+    <w:p>
+      <w:pPr>
+        <w:rPr>
+          <w:color w:val="000000" w:themeColor="text1"/>
+        </w:rPr>
+      </w:pPr>
+    </w:p>
+    <w:p>
+      <w:pPr>
+        <w:rPr>
+          <w:color w:val="153D63" w:themeColor="text2" w:themeTint="E6"/>
+        </w:rPr>
+      </w:pPr>
+      <w:r>
+        <w:rPr>
+          <w:b/>
+          <w:bCs/>
+          <w:color w:val="153D63" w:themeColor="text2" w:themeTint="E6"/>
+        </w:rPr>
+        <w:t>Response</w:t>
+      </w:r>
+      <w:r>
+        <w:rPr>
+          <w:color w:val="153D63" w:themeColor="text2" w:themeTint="E6"/>
+        </w:rPr>
+        <w:t>: Sorry. We agree. We have</w:t>
+      </w:r>
+      <w:r>
+        <w:rPr>
+          <w:color w:val="153D63" w:themeColor="text2" w:themeTint="E6"/>
+        </w:rPr>
+        <w:t xml:space="preserve"> adjusted Figure II legend in Box 2 to </w:t>
+      </w:r>
+      <w:r>
+        <w:rPr>
+          <w:color w:val="153D63" w:themeColor="text2" w:themeTint="E6"/>
+        </w:rPr>
+        <w:t>capture</w:t>
+      </w:r>
+      <w:r>
+        <w:rPr>
+          <w:color w:val="153D63" w:themeColor="text2" w:themeTint="E6"/>
+        </w:rPr>
+        <w:t xml:space="preserve"> these important details as follows:</w:t>
+      </w:r>
+    </w:p>
+    <w:p>
+      <w:pPr>
+        <w:rPr>
+          <w:color w:val="153D63" w:themeColor="text2" w:themeTint="E6"/>
+        </w:rPr>
+      </w:pPr>
+    </w:p>
+    <w:p>
+      <w:pPr>
         <w:rPr>
           <w:i/>
           <w:iCs/>
           <w:color w:val="153D63" w:themeColor="text2" w:themeTint="E6"/>
-          <w:lang w:val="en-US"/>
-        </w:rPr>
-        <w:t>)</w:t>
-      </w:r>
-    </w:p>
-    <w:p>
-      <w:pPr>
-        <w:rPr>
-          <w:color w:val="000000" w:themeColor="text1"/>
-        </w:rPr>
-      </w:pPr>
-    </w:p>
-    <w:p>
-      <w:pPr>
-        <w:rPr>
-          <w:color w:val="153D63" w:themeColor="text2" w:themeTint="E6"/>
-        </w:rPr>
-      </w:pPr>
-      <w:r>
-        <w:rPr>
-          <w:color w:val="153D63" w:themeColor="text2" w:themeTint="E6"/>
-        </w:rPr>
-        <w:t>This simplifies the sentences, reducing words, and is more accurate.</w:t>
-      </w:r>
-    </w:p>
-    <w:p>
-      <w:pPr>
-        <w:rPr>
-          <w:color w:val="000000" w:themeColor="text1"/>
-        </w:rPr>
-      </w:pPr>
-      <w:r>
-        <w:rPr>
-          <w:color w:val="000000" w:themeColor="text1"/>
-        </w:rPr>
-        <w:t>2. Figure II in Box 2: The figure caption could use a bit more detail. In particular, the green and brown lines in Fig IIA need explaining, as do the red rectangles. Units on the x-axes would also be helpful.</w:t>
-      </w:r>
-    </w:p>
-    <w:p>
-      <w:pPr>
-        <w:rPr>
-          <w:color w:val="000000" w:themeColor="text1"/>
-        </w:rPr>
-      </w:pPr>
-    </w:p>
-    <w:p>
-      <w:pPr>
-        <w:rPr>
-          <w:color w:val="153D63" w:themeColor="text2" w:themeTint="E6"/>
-        </w:rPr>
-      </w:pPr>
-      <w:r>
-        <w:rPr>
-          <w:b/>
-          <w:bCs/>
-          <w:color w:val="153D63" w:themeColor="text2" w:themeTint="E6"/>
-        </w:rPr>
-        <w:t>Response</w:t>
-      </w:r>
-      <w:r>
-        <w:rPr>
-          <w:color w:val="153D63" w:themeColor="text2" w:themeTint="E6"/>
-        </w:rPr>
-        <w:t>:</w:t>
-      </w:r>
-      <w:r>
-        <w:rPr>
-          <w:color w:val="153D63" w:themeColor="text2" w:themeTint="E6"/>
-        </w:rPr>
-        <w:t xml:space="preserve"> Sorry. We agree. We have</w:t>
-      </w:r>
-      <w:r>
-        <w:rPr>
-          <w:color w:val="153D63" w:themeColor="text2" w:themeTint="E6"/>
-        </w:rPr>
-        <w:t xml:space="preserve"> adjusted Figure II legend in Box 2 to </w:t>
-      </w:r>
-      <w:r>
-        <w:rPr>
-          <w:color w:val="153D63" w:themeColor="text2" w:themeTint="E6"/>
-        </w:rPr>
-        <w:t>capture</w:t>
-      </w:r>
-      <w:r>
-        <w:rPr>
-          <w:color w:val="153D63" w:themeColor="text2" w:themeTint="E6"/>
-        </w:rPr>
-        <w:t xml:space="preserve"> these important details as follows:</w:t>
-      </w:r>
-    </w:p>
-    <w:p>
-      <w:pPr>
-        <w:rPr>
-          <w:color w:val="153D63" w:themeColor="text2" w:themeTint="E6"/>
-        </w:rPr>
-      </w:pPr>
-    </w:p>
-    <w:p>
-      <w:pPr>
+        </w:rPr>
+      </w:pPr>
+      <w:r>
         <w:rPr>
           <w:i/>
           <w:iCs/>
           <w:color w:val="153D63" w:themeColor="text2" w:themeTint="E6"/>
         </w:rPr>
-      </w:pPr>
+        <w:t>“</w:t>
+      </w:r>
       <w:r>
         <w:rPr>
           <w:i/>
           <w:iCs/>
           <w:color w:val="153D63" w:themeColor="text2" w:themeTint="E6"/>
         </w:rPr>
-        <w:t>“</w:t>
+        <w:t xml:space="preserve">Figure II: </w:t>
       </w:r>
       <w:r>
         <w:rPr>
@@ -806,7 +781,7 @@
           <w:iCs/>
           <w:color w:val="153D63" w:themeColor="text2" w:themeTint="E6"/>
         </w:rPr>
-        <w:t xml:space="preserve">Figure II: </w:t>
+        <w:t xml:space="preserve">A systems approach to using mechanistic physiological models to capture life-cycle vital rates and thermal load stress on survival to scale up to multi-species population dynamics. A) Green (species A) and brown lines (Species B) represent realized body temperatures for each grasshopper species. Red lines capture the </w:t>
       </w:r>
       <w:r>
         <w:rPr>
@@ -814,7 +789,15 @@
           <w:iCs/>
           <w:color w:val="153D63" w:themeColor="text2" w:themeTint="E6"/>
         </w:rPr>
-        <w:t>A systems approach to using mechanistic physiological models to capture life-cycle vital rates and thermal load stress on survival to scale up to multi-species population dynamics. A) Green (species A) and brown lines (Species B) represent realized body temperatures for each grasshopper species. Red lines capture the accumulate of heat damage from TLS models with red rectangles showing a heatwave event. B) Changes to survival probability and fecundity can be captured by an age/stage structured model that can then be used to estimate parameters (</w:t>
+        <w:t>accumulation</w:t>
+      </w:r>
+      <w:r>
+        <w:rPr>
+          <w:i/>
+          <w:iCs/>
+          <w:color w:val="153D63" w:themeColor="text2" w:themeTint="E6"/>
+        </w:rPr>
+        <w:t xml:space="preserve"> of heat damage from TLS models with red rectangles showing a heatwave event. B) Changes to survival probability and fecundity can be captured by an age/stage structured model that can then be used to estimate parameters (</w:t>
       </w:r>
       <w:proofErr w:type="spellStart"/>
       <w:r>
@@ -922,15 +905,7 @@
           <w:iCs/>
           <w:color w:val="153D63" w:themeColor="text2" w:themeTint="E6"/>
         </w:rPr>
-        <w:t>for prediction population dynamics through time (C).</w:t>
-      </w:r>
-      <w:r>
-        <w:rPr>
-          <w:i/>
-          <w:iCs/>
-          <w:color w:val="153D63" w:themeColor="text2" w:themeTint="E6"/>
-        </w:rPr>
-        <w:t>”</w:t>
+        <w:t>for prediction population dynamics through time (C).”</w:t>
       </w:r>
     </w:p>
     <w:p>
@@ -1749,6 +1724,7 @@
   <w:style w:type="character" w:default="1" w:styleId="DefaultParagraphFont">
     <w:name w:val="Default Paragraph Font"/>
     <w:uiPriority w:val="1"/>
+    <w:semiHidden/>
     <w:unhideWhenUsed/>
   </w:style>
   <w:style w:type="table" w:default="1" w:styleId="TableNormal">
